--- a/data storage/hdfs/HDFS pros and cons.docx
+++ b/data storage/hdfs/HDFS pros and cons.docx
@@ -122,7 +122,13 @@
     </w:p>
     <w:p>
       <w:r>
-        <w:t>If you:</w:t>
+        <w:t xml:space="preserve">If </w:t>
+      </w:r>
+      <w:r>
+        <w:t>we</w:t>
+      </w:r>
+      <w:r>
+        <w:t>:</w:t>
       </w:r>
     </w:p>
     <w:p>
@@ -221,10 +227,7 @@
         <w:t xml:space="preserve"> it is possible but very comple</w:t>
       </w:r>
       <w:r>
-        <w:t xml:space="preserve">x </w:t>
-      </w:r>
-      <w:r>
-        <w:t>(that’s related to decoupling storage and compute).</w:t>
+        <w:t>x (that’s related to decoupling storage and compute).</w:t>
       </w:r>
     </w:p>
     <w:sectPr>
@@ -1228,6 +1231,7 @@
   <w:style w:type="character" w:default="1" w:styleId="DefaultParagraphFont">
     <w:name w:val="Default Paragraph Font"/>
     <w:uiPriority w:val="1"/>
+    <w:semiHidden/>
     <w:unhideWhenUsed/>
   </w:style>
   <w:style w:type="table" w:default="1" w:styleId="TableNormal">
